--- a/public/downloads/przykladowa-praca-magisterska-logistyka.docx
+++ b/public/downloads/przykladowa-praca-magisterska-logistyka.docx
@@ -117,7 +117,7 @@
         <w:t xml:space="preserve">: analiza rzeczywistego procesu w konkretnym przedsiębiorstwie na podstawie danych zastanych (ewidencja magazynowa, wskaźniki), zakończona rekomendacjami wdrożeniowymi z oszacowaniem efektów. Ten typ pracy dominuje na kierunku logistyka. Niebieskie adnotacje opisują funkcję każdej części — usuń je w swojej pracy. Dane liczbowe są fikcyjne — podstaw dane z badanej firmy (za jej zgodą, po anonimizacji). Pełne poradniki: praca-magisterska.pl/poradniki/</w:t>
       </w:r>
     </w:p>
-    <w:bookmarkStart w:id="20" w:name="streszczenie"/>
+    <w:bookmarkStart w:id="9" w:name="_streszczenie"/>
     <w:p>
       <w:pPr>
         <w:pStyle w:val="Heading1"/>
@@ -160,8 +160,8 @@
         <w:t xml:space="preserve">[Streszczenie pracy aplikacyjnej podaje: firmę (branża i skala — bez nazwy, jeśli wymaga tego zgoda), cel praktyczny, materiał (jakie dane, jaki okres, ile rekordów), metody i NAJWAŻNIEJSZY WYNIK z liczbami. Konkret liczbowy w streszczeniu od razu sygnalizuje pracę opartą na danych.]</w:t>
       </w:r>
     </w:p>
-    <w:bookmarkEnd w:id="20"/>
-    <w:bookmarkStart w:id="21" w:name="spis-treści"/>
+    <w:bookmarkEnd w:id="9"/>
+    <w:bookmarkStart w:id="10" w:name="_68349d0c7d64ae346c98bcec9a8185b5790f4f0"/>
     <w:p>
       <w:pPr>
         <w:pStyle w:val="Heading1"/>
@@ -390,8 +390,8 @@
         <w:t xml:space="preserve"> </w:t>
       </w:r>
     </w:p>
-    <w:bookmarkEnd w:id="21"/>
-    <w:bookmarkStart w:id="22" w:name="wstęp"/>
+    <w:bookmarkEnd w:id="10"/>
+    <w:bookmarkStart w:id="11" w:name="_wstęp"/>
     <w:p>
       <w:pPr>
         <w:pStyle w:val="Heading1"/>
@@ -410,10 +410,26 @@
     </w:p>
     <w:p>
       <w:pPr>
+        <w:pStyle w:val="FirstParagraph"/>
+      </w:pPr>
+      <w:r>
+        <w:t xml:space="preserve">Zapasy wiążą kapitał obrotowy i generują koszty magazynowania, a jednocześnie warunkują ciągłość sprzedaży i poziom obsługi klienta. W przedsiębiorstwach dystrybucyjnych, w których asortyment liczy tysiące indeksów, intuicyjne zarządzanie zapasami przestaje wystarczać: te same reguły zamawiania stosowane do pozycji o skrajnie różnej wartości i regularności zużycia prowadzą równocześnie do braków w pozycjach krytycznych i do zalegania pozycji zbędnych.</w:t>
+      </w:r>
+    </w:p>
+    <w:p>
+      <w:pPr>
+        <w:pStyle w:val="Anno"/>
+      </w:pPr>
+      <w:r>
+        <w:t xml:space="preserve">[Akapit 2 — cel główny, cele szczegółowe i pytania badawcze. W pracy aplikacyjnej zamiast hipotez zwykle stawia się pytania badawcze i cel praktyczny (opracowanie rekomendacji).]</w:t>
+      </w:r>
+    </w:p>
+    <w:p>
+      <w:pPr>
         <w:pStyle w:val="BodyText"/>
       </w:pPr>
       <w:r>
-        <w:t xml:space="preserve">Zapasy wiążą kapitał obrotowy i generują koszty magazynowania, a jednocześnie warunkują ciągłość sprzedaży i poziom obsługi klienta. W przedsiębiorstwach dystrybucyjnych, w których asortyment liczy tysiące indeksów, intuicyjne zarządzanie zapasami przestaje wystarczać: te same reguły zamawiania stosowane do pozycji o skrajnie różnej wartości i regularności zużycia prowadzą równocześnie do braków w pozycjach krytycznych i do zalegania pozycji zbędnych.</w:t>
+        <w:t xml:space="preserve">Celem głównym pracy jest identyfikacja nieprawidłowości w gospodarce zapasami przedsiębiorstwa X i opracowanie rekomendacji doskonalących. Cele szczegółowe to: (1) klasyfikacja asortymentu metodami ABC i XYZ, (2) identyfikacja zapasów zalegających i ocena rotacji, (3) zaprojektowanie zróżnicowanych polityk zamawiania, (4) oszacowanie efektów proponowanych zmian. Pytania badawcze brzmią: jaka jest struktura wartościowa i popytowa asortymentu firmy X? które grupy asortymentowe generują nieuzasadnione koszty? jakie polityki zamawiania są adekwatne dla poszczególnych grup?</w:t>
       </w:r>
     </w:p>
     <w:p>
@@ -421,7 +437,7 @@
         <w:pStyle w:val="Anno"/>
       </w:pPr>
       <w:r>
-        <w:t xml:space="preserve">[Akapit 2 — cel główny, cele szczegółowe i pytania badawcze. W pracy aplikacyjnej zamiast hipotez zwykle stawia się pytania badawcze i cel praktyczny (opracowanie rekomendacji).]</w:t>
+        <w:t xml:space="preserve">[Akapit 3 — metoda i materiał. Kluczowe dla wiarygodności: skąd dane, jaki okres, jaka procedura.]</w:t>
       </w:r>
     </w:p>
     <w:p>
@@ -429,27 +445,11 @@
         <w:pStyle w:val="BodyText"/>
       </w:pPr>
       <w:r>
-        <w:t xml:space="preserve">Celem głównym pracy jest identyfikacja nieprawidłowości w gospodarce zapasami przedsiębiorstwa X i opracowanie rekomendacji doskonalących. Cele szczegółowe to: (1) klasyfikacja asortymentu metodami ABC i XYZ, (2) identyfikacja zapasów zalegających i ocena rotacji, (3) zaprojektowanie zróżnicowanych polityk zamawiania, (4) oszacowanie efektów proponowanych zmian. Pytania badawcze brzmią: jaka jest struktura wartościowa i popytowa asortymentu firmy X? które grupy asortymentowe generują nieuzasadnione koszty? jakie polityki zamawiania są adekwatne dla poszczególnych grup?</w:t>
-      </w:r>
-    </w:p>
-    <w:p>
-      <w:pPr>
-        <w:pStyle w:val="Anno"/>
-      </w:pPr>
-      <w:r>
-        <w:t xml:space="preserve">[Akapit 3 — metoda i materiał. Kluczowe dla wiarygodności: skąd dane, jaki okres, jaka procedura.]</w:t>
-      </w:r>
-    </w:p>
-    <w:p>
-      <w:pPr>
-        <w:pStyle w:val="BodyText"/>
-      </w:pPr>
-      <w:r>
         <w:t xml:space="preserve">W pracy zastosowano metodę studium przypadku. Materiał badawczy stanowią dane zastane przedsiębiorstwa: ewidencja obrotów magazynowych 1 840 indeksów za 12 miesięcy (lipiec 2025 — czerwiec 2026), stany zapasów na koniec każdego miesiąca oraz dane o kosztach utrzymania zapasów. Dane pozyskano za zgodą zarządu firmy i zanonimizowano. Analizę przeprowadzono w arkuszu kalkulacyjnym zgodnie z procedurą opisaną w podrozdziale 2.3.</w:t>
       </w:r>
     </w:p>
-    <w:bookmarkEnd w:id="22"/>
-    <w:bookmarkStart w:id="25" w:name="rozdział-2.-metodyka-badań-własnych"/>
+    <w:bookmarkEnd w:id="11"/>
+    <w:bookmarkStart w:id="14" w:name="_f699c512e7ec7a4ff411b11f87b05566ce3f5ab"/>
     <w:p>
       <w:pPr>
         <w:pStyle w:val="Heading1"/>
@@ -458,7 +458,7 @@
         <w:t xml:space="preserve">Rozdział 2. Metodyka badań własnych</w:t>
       </w:r>
     </w:p>
-    <w:bookmarkStart w:id="24" w:name="materiał-badawczy-i-procedura-analizy"/>
+    <w:bookmarkStart w:id="13" w:name="_0a2f72a62a272025e67e2413ffd53c4dacbb00f"/>
     <w:p>
       <w:pPr>
         <w:pStyle w:val="Heading2"/>
@@ -478,7 +478,7 @@
         <w:rPr>
           <w:rStyle w:val="FootnoteReference"/>
         </w:rPr>
-        <w:footnoteReference w:id="23"/>
+        <w:footnoteReference w:id="12"/>
       </w:r>
     </w:p>
     <w:p>
@@ -489,9 +489,9 @@
         <w:t xml:space="preserve">[Podrozdział metodyczny pracy aplikacyjnej pełni rolę rozdziału metodologicznego: opisuje dane, progi klasyfikacji i procedurę tak, żeby analizę dało się powtórzyć. Progi ABC/XYZ podaj z przypisem do literatury.]</w:t>
       </w:r>
     </w:p>
-    <w:bookmarkEnd w:id="24"/>
-    <w:bookmarkEnd w:id="25"/>
-    <w:bookmarkStart w:id="28" w:name="X3a4c725d2a38cee629bfeeccf2400bd8e1b789e"/>
+    <w:bookmarkEnd w:id="13"/>
+    <w:bookmarkEnd w:id="14"/>
+    <w:bookmarkStart w:id="17" w:name="_3a4c725d2a38cee629bfeeccf2400bd8e1b789e"/>
     <w:p>
       <w:pPr>
         <w:pStyle w:val="Heading1"/>
@@ -500,7 +500,7 @@
         <w:t xml:space="preserve">Rozdział 3. Analiza gospodarki zapasami w przedsiębiorstwie X</w:t>
       </w:r>
     </w:p>
-    <w:bookmarkStart w:id="26" w:name="klasyfikacja-abc-asortymentu"/>
+    <w:bookmarkStart w:id="15" w:name="_069a9a33efc289765e6c1e435044f6bcf2b3c15"/>
     <w:p>
       <w:pPr>
         <w:pStyle w:val="Heading2"/>
@@ -772,8 +772,8 @@
         <w:t xml:space="preserve">[Każda tabela ma numer, tytuł nad tabelą i źródło pod tabelą („Źródło: opracowanie własne na podstawie danych przedsiębiorstwa X”). Wyniki komentuj w tekście — tabela nie mówi sama za siebie.]</w:t>
       </w:r>
     </w:p>
-    <w:bookmarkEnd w:id="26"/>
-    <w:bookmarkStart w:id="27" w:name="zapasy-zalegające-i-wskaźniki-rotacji"/>
+    <w:bookmarkEnd w:id="15"/>
+    <w:bookmarkStart w:id="16" w:name="_ac6143b210dfdd21ee351fb07b6d6c916d67b6b"/>
     <w:p>
       <w:pPr>
         <w:pStyle w:val="Heading2"/>
@@ -790,9 +790,9 @@
         <w:t xml:space="preserve">W badanym okresie 423 indeksy (23,0%) nie wykazały żadnego rozchodu, a ich łączna wartość ewidencyjna wynosi 486 tys. zł, czyli 11,2% wartości zapasu ogółem. Wskaźnik rotacji zapasu ogółem wyniósł 5,8 obrotu rocznie, przy czym w grupie AX sięga 14,3, a w grupie CZ spada do 1,1. Tak silne zróżnicowanie potwierdza, że jednolita polityka zamawiania jest nieadekwatna do struktury asortymentu.</w:t>
       </w:r>
     </w:p>
-    <w:bookmarkEnd w:id="27"/>
-    <w:bookmarkEnd w:id="28"/>
-    <w:bookmarkStart w:id="31" w:name="rozdział-4.-rekomendacje-doskonalące"/>
+    <w:bookmarkEnd w:id="16"/>
+    <w:bookmarkEnd w:id="17"/>
+    <w:bookmarkStart w:id="20" w:name="_bb66d0f7022b61055051fa63f9d402c0afe496f"/>
     <w:p>
       <w:pPr>
         <w:pStyle w:val="Heading1"/>
@@ -801,7 +801,7 @@
         <w:t xml:space="preserve">Rozdział 4. Rekomendacje doskonalące</w:t>
       </w:r>
     </w:p>
-    <w:bookmarkStart w:id="29" w:name="X4cfb1a61e33e212333e9a6da2c80c9a1d3f7d88"/>
+    <w:bookmarkStart w:id="18" w:name="_4cfb1a61e33e212333e9a6da2c80c9a1d3f7d88"/>
     <w:p>
       <w:pPr>
         <w:pStyle w:val="Heading2"/>
@@ -818,8 +818,8 @@
         <w:t xml:space="preserve">Dla grup AX i AY rekomenduje się system zamawiania oparty na poziomie informacyjnym z bieżącym monitorowaniem, dla grup BX i BY — przeglądy okresowe co dwa tygodnie, dla grupy AZ — utrzymywanie zapasu bezpieczeństwa ustalanego indywidualnie ze względu na nieregularność popytu przy wysokiej wartości. Dla grup CX–CZ zasadne jest zamawianie w stałych, rzadkich cyklach oraz przegląd zasadności utrzymywania indeksów o zerowej rotacji.</w:t>
       </w:r>
     </w:p>
-    <w:bookmarkEnd w:id="29"/>
-    <w:bookmarkStart w:id="30" w:name="szacunek-efektów-wdrożenia"/>
+    <w:bookmarkEnd w:id="18"/>
+    <w:bookmarkStart w:id="19" w:name="_5f56a9a9da904afc0f0a7a512650ed0a2702c28"/>
     <w:p>
       <w:pPr>
         <w:pStyle w:val="Heading2"/>
@@ -844,9 +844,9 @@
         <w:t xml:space="preserve">[Rekomendacje w pracy aplikacyjnej muszą być policzalne: co zmienić, o ile, jaki efekt w złotówkach lub punktach procentowych. Ten szacunek — nawet ostrożny — odróżnia pracę magisterską od raportu opisowego i jest najczęstszym tematem pytań na obronie.]</w:t>
       </w:r>
     </w:p>
-    <w:bookmarkEnd w:id="30"/>
-    <w:bookmarkEnd w:id="31"/>
-    <w:bookmarkStart w:id="32" w:name="zakończenie"/>
+    <w:bookmarkEnd w:id="19"/>
+    <w:bookmarkEnd w:id="20"/>
+    <w:bookmarkStart w:id="21" w:name="_zakończenie"/>
     <w:p>
       <w:pPr>
         <w:pStyle w:val="Heading1"/>
@@ -865,14 +865,14 @@
     </w:p>
     <w:p>
       <w:pPr>
-        <w:pStyle w:val="BodyText"/>
+        <w:pStyle w:val="FirstParagraph"/>
       </w:pPr>
       <w:r>
         <w:t xml:space="preserve">Przeprowadzona analiza odpowiedziała na wszystkie pytania badawcze. Struktura asortymentu firmy X jest silnie skoncentrowana wartościowo, a niemal co czwarty indeks nie rotuje wcale. Głównym źródłem nieuzasadnionych kosztów jest zapas zalegający oraz jednolita polityka zamawiania. Zaproponowane zróżnicowanie polityk według macierzy ABC/XYZ, wraz z procedurą postępowania z zapasem zalegającym, tworzy spójny program doskonalenia o szacowanym efekcie 110 tys. zł rocznie. Ograniczeniem pracy jest analiza jednego przedsiębiorstwa w horyzoncie 12 miesięcy, bez pełnego obrazu sezonowości.</w:t>
       </w:r>
     </w:p>
-    <w:bookmarkEnd w:id="32"/>
-    <w:bookmarkStart w:id="36" w:name="bibliografia"/>
+    <w:bookmarkEnd w:id="21"/>
+    <w:bookmarkStart w:id="28" w:name="_bibliografia"/>
     <w:p>
       <w:pPr>
         <w:pStyle w:val="Heading1"/>
@@ -983,7 +983,7 @@
     </w:p>
     <w:p>
       <w:pPr>
-        <w:pStyle w:val="BodyText"/>
+        <w:pStyle w:val="FirstParagraph"/>
       </w:pPr>
       <w:r>
         <w:t xml:space="preserve">Wzór przygotowała redakcja serwisu</w:t>
@@ -1011,7 +1011,7 @@
           <w:b/>
           <w:bCs/>
         </w:rPr>
-        <w:t xml:space="preserve">Smart-Edu.ai — pierwsza wersja pracy w kilka godzin, nie w kilka miesięcy</w:t>
+        <w:t xml:space="preserve">Ten wzór to szkielet. Tak wygląda praca napisana w całości.</w:t>
       </w:r>
     </w:p>
     <w:p>
@@ -1019,58 +1019,129 @@
         <w:pStyle w:val="Note"/>
       </w:pPr>
       <w:r>
-        <w:t xml:space="preserve">Podajesz temat, kierunek studiów i wytyczne promotora, a sztuczna inteligencja generuje unikalny, gotowy do edycji tekst: z poprawną strukturą rozdziałów, przypisami i bibliografią. Rejestracja jest darmowa, płacisz wyłącznie za wygenerowany tekst.</w:t>
-      </w:r>
-    </w:p>
-    <w:p>
-      <w:pPr>
-        <w:pStyle w:val="Note"/>
-      </w:pPr>
-      <w:hyperlink r:id="rId33">
+        <w:t xml:space="preserve">Kompletne prace magisterskie na konkretnych tematach, z przypisami wskazującymi numer strony w źródle i pełną bibliografią. 59 zł za pracę, PDF + Word, pobierasz od razu po płatności:</w:t>
+      </w:r>
+    </w:p>
+    <w:p>
+      <w:pPr>
+        <w:pStyle w:val="Compact"/>
+        <w:numPr>
+          <w:ilvl w:val="0"/>
+          <w:numId w:val="1002"/>
+        </w:numPr>
+      </w:pPr>
+      <w:hyperlink r:id="rId22">
+        <w:r>
+          <w:rPr>
+            <w:rStyle w:val="Hyperlink"/>
+          </w:rPr>
+          <w:t xml:space="preserve">Integracja dostawców w łańcuchu dostaw — modele współpracy i korzyści</w:t>
+        </w:r>
+      </w:hyperlink>
+      <w:r>
+        <w:t xml:space="preserve"> </w:t>
+      </w:r>
+      <w:r>
+        <w:t xml:space="preserve">— 45 stron, 94 przypisy</w:t>
+      </w:r>
+    </w:p>
+    <w:p>
+      <w:pPr>
+        <w:pStyle w:val="Compact"/>
+        <w:numPr>
+          <w:ilvl w:val="0"/>
+          <w:numId w:val="1002"/>
+        </w:numPr>
+      </w:pPr>
+      <w:hyperlink r:id="rId23">
+        <w:r>
+          <w:rPr>
+            <w:rStyle w:val="Hyperlink"/>
+          </w:rPr>
+          <w:t xml:space="preserve">Logistyka ostatniej mili w dostawach miejskich — wyzwania i rozwiązania</w:t>
+        </w:r>
+      </w:hyperlink>
+      <w:r>
+        <w:t xml:space="preserve"> </w:t>
+      </w:r>
+      <w:r>
+        <w:t xml:space="preserve">— 60 stron, 139 przypisów</w:t>
+      </w:r>
+    </w:p>
+    <w:p>
+      <w:pPr>
+        <w:pStyle w:val="Compact"/>
+        <w:numPr>
+          <w:ilvl w:val="0"/>
+          <w:numId w:val="1002"/>
+        </w:numPr>
+      </w:pPr>
+      <w:hyperlink r:id="rId24">
+        <w:r>
+          <w:rPr>
+            <w:rStyle w:val="Hyperlink"/>
+          </w:rPr>
+          <w:t xml:space="preserve">Cyfryzacja łańcucha dostaw — technologie i efekty wdrożenia</w:t>
+        </w:r>
+      </w:hyperlink>
+      <w:r>
+        <w:t xml:space="preserve"> </w:t>
+      </w:r>
+      <w:r>
+        <w:t xml:space="preserve">— 59 stron, 112 przypisów</w:t>
+      </w:r>
+    </w:p>
+    <w:p>
+      <w:pPr>
+        <w:pStyle w:val="BodyText"/>
+      </w:pPr>
+      <w:r>
+        <w:t xml:space="preserve">Wolisz napisać pracę samodzielnie? Przewodnik</w:t>
+      </w:r>
+      <w:r>
+        <w:t xml:space="preserve"> </w:t>
+      </w:r>
+      <w:hyperlink r:id="rId25">
         <w:r>
           <w:rPr>
             <w:rStyle w:val="Hyperlink"/>
             <w:b/>
             <w:bCs/>
           </w:rPr>
-          <w:t xml:space="preserve">www.smart-edu.ai/pl/masters-thesis</w:t>
+          <w:t xml:space="preserve">„Jak napisać pracę magisterską z logistyki”</w:t>
         </w:r>
       </w:hyperlink>
+      <w:r>
+        <w:t xml:space="preserve"> </w:t>
+      </w:r>
+      <w:r>
+        <w:t xml:space="preserve">prowadzi przez dobór metody, narzędzia, analizę wyników i pisanie kolejnych rozdziałów (49 zł).</w:t>
+      </w:r>
     </w:p>
     <w:p>
       <w:pPr>
         <w:pStyle w:val="BodyText"/>
       </w:pPr>
       <w:r>
-        <w:t xml:space="preserve">Wolisz napisać pracę w pełni samodzielnie? Pomoże Ci ebook</w:t>
-      </w:r>
-      <w:r>
-        <w:t xml:space="preserve"> </w:t>
-      </w:r>
-      <w:r>
-        <w:rPr>
-          <w:b/>
-          <w:bCs/>
-        </w:rPr>
-        <w:t xml:space="preserve">„Jak napisać pracę magisterską. Kompletny przewodnik od A do Z”</w:t>
-      </w:r>
-      <w:r>
-        <w:t xml:space="preserve"> </w:t>
-      </w:r>
-      <w:r>
-        <w:t xml:space="preserve">— 250 stron praktycznych wskazówek, szablonów i checklist, z rozdziałem o etycznym korzystaniu z AI:</w:t>
-      </w:r>
-      <w:r>
-        <w:t xml:space="preserve"> </w:t>
-      </w:r>
-      <w:hyperlink r:id="rId34">
+        <w:t xml:space="preserve">Generator</w:t>
+      </w:r>
+      <w:r>
+        <w:t xml:space="preserve"> </w:t>
+      </w:r>
+      <w:hyperlink r:id="rId26">
         <w:r>
           <w:rPr>
             <w:rStyle w:val="Hyperlink"/>
           </w:rPr>
-          <w:t xml:space="preserve">www.praca-magisterska.pl/sklep/praca-magisterska-ebook/</w:t>
+          <w:t xml:space="preserve">Smart-Edu.ai</w:t>
         </w:r>
       </w:hyperlink>
+      <w:r>
+        <w:t xml:space="preserve"> </w:t>
+      </w:r>
+      <w:r>
+        <w:t xml:space="preserve">przygotuje pierwszą wersję tekstu z pomocą sztucznej inteligencji, jeśli wolisz zacząć od szkicu.</w:t>
+      </w:r>
     </w:p>
     <w:p>
       <w:pPr>
@@ -1086,7 +1157,7 @@
       <w:r>
         <w:t xml:space="preserve"> </w:t>
       </w:r>
-      <w:hyperlink r:id="rId35">
+      <w:hyperlink r:id="rId27">
         <w:r>
           <w:rPr>
             <w:rStyle w:val="Hyperlink"/>
@@ -1097,7 +1168,7 @@
         </w:r>
       </w:hyperlink>
     </w:p>
-    <w:bookmarkEnd w:id="36"/>
+    <w:bookmarkEnd w:id="28"/>
     <w:sectPr/>
   </w:body>
 </w:document>
@@ -1123,7 +1194,7 @@
       </w:r>
     </w:p>
   </w:footnote>
-  <w:footnote w:id="23">
+  <w:footnote w:id="12">
     <w:p>
       <w:pPr>
         <w:pStyle w:val="FootnoteText"/>
@@ -1319,6 +1390,109 @@
       <w:pPr>
         <w:ind w:left="6480" w:hanging="360"/>
       </w:pPr>
+    </w:lvl>
+  </w:abstractNum>
+  <w:abstractNum w:abstractNumId="991">
+    <w:nsid w:val="0000A991"/>
+    <w:multiLevelType w:val="multilevel"/>
+    <w:lvl w:ilvl="0">
+      <w:numFmt w:val="bullet"/>
+      <w:lvlText w:val=""/>
+      <w:lvlJc w:val="left"/>
+      <w:pPr>
+        <w:ind w:left="720" w:hanging="360"/>
+      </w:pPr>
+      <w:rPr>
+        <w:rFonts w:ascii="Symbol" w:hAnsi="Symbol" w:cs="Symbol" w:hint="default"/>
+      </w:rPr>
+    </w:lvl>
+    <w:lvl w:ilvl="1">
+      <w:numFmt w:val="bullet"/>
+      <w:lvlText w:val="o"/>
+      <w:lvlJc w:val="left"/>
+      <w:pPr>
+        <w:ind w:left="1440" w:hanging="360"/>
+      </w:pPr>
+      <w:rPr>
+        <w:rFonts w:ascii="Courier New" w:hAnsi="Courier New" w:cs="Courier New" w:hint="default"/>
+      </w:rPr>
+    </w:lvl>
+    <w:lvl w:ilvl="2">
+      <w:numFmt w:val="bullet"/>
+      <w:lvlText w:val=""/>
+      <w:lvlJc w:val="left"/>
+      <w:pPr>
+        <w:ind w:left="2160" w:hanging="360"/>
+      </w:pPr>
+      <w:rPr>
+        <w:rFonts w:ascii="Wingdings" w:hAnsi="Wingdings" w:cs="Wingdings" w:hint="default"/>
+      </w:rPr>
+    </w:lvl>
+    <w:lvl w:ilvl="3">
+      <w:numFmt w:val="bullet"/>
+      <w:lvlText w:val=""/>
+      <w:lvlJc w:val="left"/>
+      <w:pPr>
+        <w:ind w:left="2880" w:hanging="360"/>
+      </w:pPr>
+      <w:rPr>
+        <w:rFonts w:ascii="Symbol" w:hAnsi="Symbol" w:cs="Symbol" w:hint="default"/>
+      </w:rPr>
+    </w:lvl>
+    <w:lvl w:ilvl="4">
+      <w:numFmt w:val="bullet"/>
+      <w:lvlText w:val="o"/>
+      <w:lvlJc w:val="left"/>
+      <w:pPr>
+        <w:ind w:left="3600" w:hanging="360"/>
+      </w:pPr>
+      <w:rPr>
+        <w:rFonts w:ascii="Courier New" w:hAnsi="Courier New" w:cs="Courier New" w:hint="default"/>
+      </w:rPr>
+    </w:lvl>
+    <w:lvl w:ilvl="5">
+      <w:numFmt w:val="bullet"/>
+      <w:lvlText w:val=""/>
+      <w:lvlJc w:val="left"/>
+      <w:pPr>
+        <w:ind w:left="4320" w:hanging="360"/>
+      </w:pPr>
+      <w:rPr>
+        <w:rFonts w:ascii="Wingdings" w:hAnsi="Wingdings" w:cs="Wingdings" w:hint="default"/>
+      </w:rPr>
+    </w:lvl>
+    <w:lvl w:ilvl="6">
+      <w:numFmt w:val="bullet"/>
+      <w:lvlText w:val=""/>
+      <w:lvlJc w:val="left"/>
+      <w:pPr>
+        <w:ind w:left="5040" w:hanging="360"/>
+      </w:pPr>
+      <w:rPr>
+        <w:rFonts w:ascii="Symbol" w:hAnsi="Symbol" w:cs="Symbol" w:hint="default"/>
+      </w:rPr>
+    </w:lvl>
+    <w:lvl w:ilvl="7">
+      <w:numFmt w:val="bullet"/>
+      <w:lvlText w:val="o"/>
+      <w:lvlJc w:val="left"/>
+      <w:pPr>
+        <w:ind w:left="5760" w:hanging="360"/>
+      </w:pPr>
+      <w:rPr>
+        <w:rFonts w:ascii="Courier New" w:hAnsi="Courier New" w:cs="Courier New" w:hint="default"/>
+      </w:rPr>
+    </w:lvl>
+    <w:lvl w:ilvl="8">
+      <w:numFmt w:val="bullet"/>
+      <w:lvlText w:val=""/>
+      <w:lvlJc w:val="left"/>
+      <w:pPr>
+        <w:ind w:left="6480" w:hanging="360"/>
+      </w:pPr>
+      <w:rPr>
+        <w:rFonts w:ascii="Wingdings" w:hAnsi="Wingdings" w:cs="Wingdings" w:hint="default"/>
+      </w:rPr>
     </w:lvl>
   </w:abstractNum>
   <w:num w:numId="1000">
@@ -1353,6 +1527,9 @@
     <w:lvlOverride w:ilvl="8">
       <w:startOverride w:val="1"/>
     </w:lvlOverride>
+  </w:num>
+  <w:num w:numId="1002">
+    <w:abstractNumId w:val="991"/>
   </w:num>
 </w:numbering>
 </file>
